--- a/examples/hello-table/fixtures/report.msoffice-flow-linked-edited.docx
+++ b/examples/hello-table/fixtures/report.msoffice-flow-linked-edited.docx
@@ -4,8 +4,8 @@
   <w:body>
     <w:sdt>
       <w:sdtPr>
-        <w:tag w:val="ox:flow-report-title"/>
-        <w:id w:val="2138069410"/>
+        <w:tag w:val="mleaf:flow-report-title"/>
+        <w:id w:val="-981461636"/>
       </w:sdtPr>
       <w:sdtContent>
         <w:p>
@@ -21,8 +21,8 @@
     <w:sdt>
       <w:sdtPr>
         <w:alias w:val="Linked: flow-source-table"/>
-        <w:tag w:val="ox:flow-report-table"/>
-        <w:id w:val="-352730394"/>
+        <w:tag w:val="mleaf:flow-report-table"/>
+        <w:id w:val="2083639490"/>
       </w:sdtPr>
       <w:sdtEndPr>
         <w:rPr>
@@ -166,8 +166,8 @@
     </w:sdt>
     <w:sdt>
       <w:sdtPr>
-        <w:tag w:val="ox:flow-report-table#caption"/>
-        <w:id w:val="1373877361"/>
+        <w:tag w:val="mleaf:flow-report-table#caption"/>
+        <w:id w:val="-117682275"/>
       </w:sdtPr>
       <w:sdtContent>
         <w:p>
@@ -182,8 +182,8 @@
     </w:sdt>
     <w:sdt>
       <w:sdtPr>
-        <w:tag w:val="ox:flow-report-chart"/>
-        <w:id w:val="-1407608725"/>
+        <w:tag w:val="mleaf:flow-report-chart"/>
+        <w:id w:val="-1879005722"/>
       </w:sdtPr>
       <w:sdtContent>
         <w:p>
@@ -192,7 +192,7 @@
               <w:noProof/>
             </w:rPr>
             <w:drawing>
-              <wp:inline distT="0" distB="0" distL="0" distR="0" wp14:anchorId="5C5A8440" wp14:editId="17906EAF">
+              <wp:inline distT="0" distB="0" distL="0" distR="0" wp14:anchorId="085C2D61" wp14:editId="53458827">
                 <wp:extent cx="5842000" cy="3081655"/>
                 <wp:effectExtent l="0" t="0" r="0" b="0"/>
                 <wp:docPr id="1" name="Picture 1" descr="Workbook chart"/>
